--- a/熊猫成仙，从青竹山开始/第一卷 龙蛇起陆/第027章 契上多添了一行字.docx
+++ b/熊猫成仙，从青竹山开始/第一卷 龙蛇起陆/第027章 契上多添了一行字.docx
@@ -47,7 +47,7 @@
           <w:sz w:val="27"/>
           <w:szCs w:val="27"/>
         </w:rPr>
-        <w:t xml:space="preserve">开春动身。</w:t>
+        <w:t xml:space="preserve">雪化到第七天，路上的泥才踩得实。</w:t>
       </w:r>
     </w:p>
     <w:p>
@@ -118,6 +118,20 @@
           <w:szCs w:val="27"/>
         </w:rPr>
         <w:t xml:space="preserve">这一条路他走过两回，都是二十天。这回走了十六天。</w:t>
+      </w:r>
+    </w:p>
+    <w:p>
+      <w:pPr>
+        <w:spacing w:line="468" w:lineRule="auto" w:after="149"/>
+        <w:ind w:firstLineChars="200" w:firstLine="540"/>
+      </w:pPr>
+      <w:r>
+        <w:rPr>
+          <w:rFonts w:ascii="Times New Roman" w:hAnsi="Times New Roman" w:eastAsia="宋体" w:cs="Times New Roman"/>
+          <w:sz w:val="27"/>
+          <w:szCs w:val="27"/>
+        </w:rPr>
+        <w:t xml:space="preserve">陆明远走在前头。走出一里，看不见人了，就折回来，在竹长庚前头十步的地方坐下，等他们上来，再往前走一里。</w:t>
       </w:r>
     </w:p>
     <w:p>
